--- a/docs/assets/downloads/templates/interior-design-proposal-example.docx
+++ b/docs/assets/downloads/templates/interior-design-proposal-example.docx
@@ -25,7 +25,7 @@
         <w:spacing w:after="140"/>
       </w:pPr>
       <w:r>
-        <w:t xml:space="preserve">OpenLintel • Educational planning resource • September 14, 2026</w:t>
+        <w:t xml:space="preserve">OpenLintel • Educational planning resource • September 15, 2026</w:t>
       </w:r>
     </w:p>
     <w:p>
@@ -51,7 +51,7 @@
         <w:spacing w:after="140"/>
       </w:pPr>
       <w:r>
-        <w:t xml:space="preserve">Adapt the outline to the services you actually offer. The example is a fictional teaching document with no quoted fee, real client, or enforceable terms. It is not a contract and does not replace professional legal review of an agreement.</w:t>
+        <w:t xml:space="preserve">Adapt the outline to the services you actually offer. The example is a fictional teaching document with no quoted fee, real client, or enforceable terms. It is not a contract and does not replace professional legal review of an agreement. Check every proposed output against your actual services; separate unpriced items, allowances, and exclusions.</w:t>
       </w:r>
     </w:p>
     <w:p>

--- a/docs/assets/downloads/templates/interior-design-proposal-example.docx
+++ b/docs/assets/downloads/templates/interior-design-proposal-example.docx
@@ -6,7 +6,7 @@
       <w:pPr>
         <w:pStyle w:val="Title"/>
         <w:keepNext/>
-        <w:spacing w:after="140"/>
+        <w:spacing w:after="100"/>
       </w:pPr>
       <w:r>
         <w:t xml:space="preserve">Interior design proposal template</w:t>
@@ -14,7 +14,7 @@
     </w:p>
     <w:p>
       <w:pPr>
-        <w:spacing w:after="140"/>
+        <w:spacing w:after="100"/>
       </w:pPr>
       <w:r>
         <w:t xml:space="preserve">Worked example • Pending review</w:t>
@@ -22,15 +22,15 @@
     </w:p>
     <w:p>
       <w:pPr>
-        <w:spacing w:after="140"/>
-      </w:pPr>
-      <w:r>
-        <w:t xml:space="preserve">OpenLintel • Educational planning resource • September 15, 2026</w:t>
-      </w:r>
-    </w:p>
-    <w:p>
-      <w:pPr>
-        <w:spacing w:after="140"/>
+        <w:spacing w:after="100"/>
+      </w:pPr>
+      <w:r>
+        <w:t xml:space="preserve">OpenLintel • Educational planning resource • September 26, 2026</w:t>
+      </w:r>
+    </w:p>
+    <w:p>
+      <w:pPr>
+        <w:spacing w:after="100"/>
       </w:pPr>
       <w:r>
         <w:t xml:space="preserve">Illustrative teaching extension of The Window Room; not a client record, supplier quote, site survey, or construction-ready document. Pending professional review.</w:t>
@@ -40,7 +40,7 @@
       <w:pPr>
         <w:pStyle w:val="Heading1"/>
         <w:keepNext/>
-        <w:spacing w:after="140"/>
+        <w:spacing w:after="100"/>
       </w:pPr>
       <w:r>
         <w:t xml:space="preserve">How to use</w:t>
@@ -48,7 +48,7 @@
     </w:p>
     <w:p>
       <w:pPr>
-        <w:spacing w:after="140"/>
+        <w:spacing w:after="100"/>
       </w:pPr>
       <w:r>
         <w:t xml:space="preserve">Adapt the outline to the services you actually offer. The example is a fictional teaching document with no quoted fee, real client, or enforceable terms. It is not a contract and does not replace professional legal review of an agreement. Check every proposed output against your actual services; separate unpriced items, allowances, and exclusions.</w:t>
@@ -61,7 +61,7 @@
           <w:ilvl w:val="0"/>
           <w:numId w:val="1"/>
         </w:numPr>
-        <w:spacing w:after="140"/>
+        <w:spacing w:after="100"/>
       </w:pPr>
       <w:r>
         <w:t xml:space="preserve">Summarize discovery in the client’s language.</w:t>
@@ -74,7 +74,7 @@
           <w:ilvl w:val="0"/>
           <w:numId w:val="1"/>
         </w:numPr>
-        <w:spacing w:after="140"/>
+        <w:spacing w:after="100"/>
       </w:pPr>
       <w:r>
         <w:t xml:space="preserve">Pair each proposed deliverable with a clear phase and review.</w:t>
@@ -87,7 +87,7 @@
           <w:ilvl w:val="0"/>
           <w:numId w:val="1"/>
         </w:numPr>
-        <w:spacing w:after="140"/>
+        <w:spacing w:after="100"/>
       </w:pPr>
       <w:r>
         <w:t xml:space="preserve">Discuss assumptions and exclusions before preparing a separate agreement.</w:t>
@@ -97,7 +97,7 @@
       <w:pPr>
         <w:pStyle w:val="Heading1"/>
         <w:keepNext/>
-        <w:spacing w:after="140"/>
+        <w:spacing w:after="100"/>
       </w:pPr>
       <w:r>
         <w:t xml:space="preserve">Review before use</w:t>
@@ -110,7 +110,7 @@
           <w:ilvl w:val="0"/>
           <w:numId w:val="1"/>
         </w:numPr>
-        <w:spacing w:after="140"/>
+        <w:spacing w:after="100"/>
       </w:pPr>
       <w:r>
         <w:t xml:space="preserve">Do not copy sample services into an offer you cannot deliver.</w:t>
@@ -123,7 +123,7 @@
           <w:ilvl w:val="0"/>
           <w:numId w:val="1"/>
         </w:numPr>
-        <w:spacing w:after="140"/>
+        <w:spacing w:after="100"/>
       </w:pPr>
       <w:r>
         <w:t xml:space="preserve">Do not mix design fees with the furniture purchasing budget.</w:t>
@@ -136,7 +136,7 @@
           <w:ilvl w:val="0"/>
           <w:numId w:val="1"/>
         </w:numPr>
-        <w:spacing w:after="140"/>
+        <w:spacing w:after="100"/>
       </w:pPr>
       <w:r>
         <w:t xml:space="preserve">Do not present this educational proposal outline as a legal contract.</w:t>
@@ -144,7 +144,7 @@
     </w:p>
     <w:p>
       <w:pPr>
-        <w:spacing w:after="140"/>
+        <w:spacing w:after="100"/>
       </w:pPr>
       <w:r>
         <w:t xml:space="preserve">Replace illustrative information with verified project records. No approval, legal agreement, or construction readiness is represented. Keep completed client documents in your own secure system.</w:t>
@@ -155,7 +155,7 @@
         <w:pStyle w:val="Heading1"/>
         <w:keepNext/>
         <w:pageBreakBefore/>
-        <w:spacing w:after="140"/>
+        <w:spacing w:after="100"/>
       </w:pPr>
       <w:r>
         <w:t xml:space="preserve">Illustrative worked example</w:t>
@@ -165,7 +165,7 @@
       <w:pPr>
         <w:pStyle w:val="Heading2"/>
         <w:keepNext/>
-        <w:spacing w:after="140"/>
+        <w:spacing w:after="100"/>
       </w:pPr>
       <w:r>
         <w:t xml:space="preserve">Project understanding</w:t>
@@ -174,7 +174,7 @@
     <w:p>
       <w:pPr>
         <w:keepNext/>
-        <w:spacing w:after="140"/>
+        <w:spacing w:after="100"/>
       </w:pPr>
       <w:r>
         <w:t xml:space="preserve">Restate the client’s intended outcome and identify the information you have relied on.</w:t>
@@ -182,7 +182,7 @@
     </w:p>
     <w:p>
       <w:pPr>
-        <w:spacing w:after="140"/>
+        <w:spacing w:after="100"/>
       </w:pPr>
       <w:r>
         <w:t xml:space="preserve">The Window Room: a 20 m² living-room study combining reading, conversation, and storage while retaining the existing floor and openings.</w:t>
@@ -192,7 +192,7 @@
       <w:pPr>
         <w:pStyle w:val="Heading2"/>
         <w:keepNext/>
-        <w:spacing w:after="140"/>
+        <w:spacing w:after="100"/>
       </w:pPr>
       <w:r>
         <w:t xml:space="preserve">Proposed approach</w:t>
@@ -201,7 +201,7 @@
     <w:p>
       <w:pPr>
         <w:keepNext/>
-        <w:spacing w:after="140"/>
+        <w:spacing w:after="100"/>
       </w:pPr>
       <w:r>
         <w:t xml:space="preserve">Explain the sequence and where client decisions will be needed.</w:t>
@@ -209,7 +209,7 @@
     </w:p>
     <w:p>
       <w:pPr>
-        <w:spacing w:after="140"/>
+        <w:spacing w:after="100"/>
       </w:pPr>
       <w:r>
         <w:t xml:space="preserve">Confirm the brief, compare material directions, develop the selected concept, and assemble illustrative drawings and material references.</w:t>
@@ -219,7 +219,7 @@
       <w:pPr>
         <w:pStyle w:val="Heading2"/>
         <w:keepNext/>
-        <w:spacing w:after="140"/>
+        <w:spacing w:after="100"/>
       </w:pPr>
       <w:r>
         <w:t xml:space="preserve">Proposed deliverables</w:t>
@@ -228,7 +228,7 @@
     <w:p>
       <w:pPr>
         <w:keepNext/>
-        <w:spacing w:after="140"/>
+        <w:spacing w:after="100"/>
       </w:pPr>
       <w:r>
         <w:t xml:space="preserve">Name each output and the level of development. Avoid an undefined promise of “all drawings”.</w:t>
@@ -236,7 +236,7 @@
     </w:p>
     <w:p>
       <w:pPr>
-        <w:spacing w:after="140"/>
+        <w:spacing w:after="100"/>
       </w:pPr>
       <w:r>
         <w:t xml:space="preserve">One brief; Quiet Oak and Deep Olive comparison; selected Quiet Oak WR-01 and WR-02 samples; partial material schedule.</w:t>
@@ -246,7 +246,7 @@
       <w:pPr>
         <w:pStyle w:val="Heading2"/>
         <w:keepNext/>
-        <w:spacing w:after="140"/>
+        <w:spacing w:after="100"/>
       </w:pPr>
       <w:r>
         <w:t xml:space="preserve">Phases and reviews</w:t>
@@ -255,7 +255,7 @@
     <w:p>
       <w:pPr>
         <w:keepNext/>
-        <w:spacing w:after="140"/>
+        <w:spacing w:after="100"/>
       </w:pPr>
       <w:r>
         <w:t xml:space="preserve">Describe review gates rather than inventing a universal project duration.</w:t>
@@ -263,7 +263,7 @@
     </w:p>
     <w:p>
       <w:pPr>
-        <w:spacing w:after="140"/>
+        <w:spacing w:after="100"/>
       </w:pPr>
       <w:r>
         <w:t xml:space="preserve">Brief review → concept selection → drawing and material coordination → sample handoff. Dates to agree.</w:t>
@@ -273,7 +273,7 @@
       <w:pPr>
         <w:pStyle w:val="Heading2"/>
         <w:keepNext/>
-        <w:spacing w:after="140"/>
+        <w:spacing w:after="100"/>
       </w:pPr>
       <w:r>
         <w:t xml:space="preserve">Fee discussion</w:t>
@@ -282,7 +282,7 @@
     <w:p>
       <w:pPr>
         <w:keepNext/>
-        <w:spacing w:after="140"/>
+        <w:spacing w:after="100"/>
       </w:pPr>
       <w:r>
         <w:t xml:space="preserve">List the services to be priced and the basis for discussion. Keep purchasing allowances separate from professional fees.</w:t>
@@ -290,7 +290,7 @@
     </w:p>
     <w:p>
       <w:pPr>
-        <w:spacing w:after="140"/>
+        <w:spacing w:after="100"/>
       </w:pPr>
       <w:r>
         <w:t xml:space="preserve">No fee quoted. Design services, supplier purchasing, delivery, and installation allowances require separate discussion.</w:t>
@@ -300,7 +300,7 @@
       <w:pPr>
         <w:pStyle w:val="Heading2"/>
         <w:keepNext/>
-        <w:spacing w:after="140"/>
+        <w:spacing w:after="100"/>
       </w:pPr>
       <w:r>
         <w:t xml:space="preserve">Assumptions and exclusions</w:t>
@@ -309,7 +309,7 @@
     <w:p>
       <w:pPr>
         <w:keepNext/>
-        <w:spacing w:after="140"/>
+        <w:spacing w:after="100"/>
       </w:pPr>
       <w:r>
         <w:t xml:space="preserve">Identify missing inputs, specialist work, procurement responsibilities, and what this proposal does not include.</w:t>
@@ -317,7 +317,7 @@
     </w:p>
     <w:p>
       <w:pPr>
-        <w:spacing w:after="140"/>
+        <w:spacing w:after="100"/>
       </w:pPr>
       <w:r>
         <w:t xml:space="preserve">Nominal room data only. Site survey, engineering, permits, construction documentation, procurement commitments, and installation are not supplied by this example.</w:t>
@@ -327,7 +327,7 @@
       <w:pPr>
         <w:pStyle w:val="Heading2"/>
         <w:keepNext/>
-        <w:spacing w:after="140"/>
+        <w:spacing w:after="100"/>
       </w:pPr>
       <w:r>
         <w:t xml:space="preserve">Next steps</w:t>
@@ -336,7 +336,7 @@
     <w:p>
       <w:pPr>
         <w:keepNext/>
-        <w:spacing w:after="140"/>
+        <w:spacing w:after="100"/>
       </w:pPr>
       <w:r>
         <w:t xml:space="preserve">Name the information needed to develop an agreement. Do not use this outline as a substitute for legal terms.</w:t>
@@ -344,7 +344,7 @@
     </w:p>
     <w:p>
       <w:pPr>
-        <w:spacing w:after="140"/>
+        <w:spacing w:after="100"/>
       </w:pPr>
       <w:r>
         <w:t xml:space="preserve">Confirm scope and project information, discuss fees and responsibilities, then obtain an appropriate project agreement.</w:t>
@@ -352,7 +352,7 @@
     </w:p>
     <w:sectPr>
       <w:footerReference w:type="default" r:id="rId6"/>
-      <w:pgSz w:w="11906" w:h="16838" w:orient="portrait"/>
+      <w:pgSz w:w="12240" w:h="15840" w:orient="portrait"/>
       <w:pgMar w:top="900" w:right="1000" w:bottom="900" w:left="1000" w:header="708" w:footer="708" w:gutter="0"/>
       <w:pgNumType/>
       <w:docGrid w:linePitch="360"/>
@@ -526,7 +526,7 @@
     </w:rPrDefault>
     <w:pPrDefault>
       <w:pPr>
-        <w:spacing w:line="280"/>
+        <w:spacing w:line="260"/>
       </w:pPr>
     </w:pPrDefault>
   </w:docDefaults>
@@ -563,7 +563,7 @@
     <w:qFormat/>
     <w:pPr>
       <w:keepNext/>
-      <w:spacing w:before="180" w:after="120"/>
+      <w:spacing w:before="140" w:after="100"/>
     </w:pPr>
     <w:rPr>
       <w:rFonts w:ascii="Calibri" w:cs="Calibri" w:eastAsia="Calibri" w:hAnsi="Calibri"/>

--- a/docs/assets/downloads/templates/interior-design-proposal-example.docx
+++ b/docs/assets/downloads/templates/interior-design-proposal-example.docx
@@ -6,7 +6,7 @@
       <w:pPr>
         <w:pStyle w:val="Title"/>
         <w:keepNext/>
-        <w:spacing w:after="100"/>
+        <w:spacing w:after="100" w:line="280" w:lineRule="auto"/>
       </w:pPr>
       <w:r>
         <w:t xml:space="preserve">Interior design proposal template</w:t>
